--- a/отчеты 3-5/Грейбокс разработка.docx
+++ b/отчеты 3-5/Грейбокс разработка.docx
@@ -762,7 +762,7 @@
         <w:sectPr>
           <w:footerReference w:type="default" r:id="rId9"/>
           <w:pgSz w:w="11906" w:h="16838"/>
-          <w:pgMar w:top="1134" w:right="851" w:bottom="1134" w:left="1701" w:header="0" w:footer="709" w:gutter="0"/>
+          <w:pgMar w:top="1134" w:right="567" w:bottom="1134" w:left="1701" w:header="0" w:footer="709" w:gutter="0"/>
           <w:pgNumType w:start="3"/>
           <w:cols w:space="720"/>
           <w:formProt w:val="0"/>
@@ -786,12 +786,11 @@
           <w:docPartUnique/>
         </w:docPartObj>
       </w:sdtPr>
-      <w:sdtEndPr/>
       <w:sdtContent>
         <w:p>
           <w:pPr>
             <w:pStyle w:val="TOCHeading"/>
-            <w:ind w:right="-346" w:firstLine="0"/>
+            <w:ind w:right="-711" w:hanging="851"/>
             <w:jc w:val="center"/>
             <w:rPr>
               <w:rFonts w:cs="Times New Roman"/>
@@ -1895,7 +1894,6 @@
           <w:sz w:val="28"/>
           <w:szCs w:val="28"/>
         </w:rPr>
-        <w:lastRenderedPageBreak/>
         <w:t xml:space="preserve">выводы; </w:t>
       </w:r>
     </w:p>
@@ -1961,7 +1959,11 @@
       </w:r>
       <w:proofErr w:type="spellEnd"/>
       <w:r>
-        <w:t>-разработка – это метод быстрого создания прототипа игрового уровня с помощью простых, часто однотонных (серых) примитивов, таких как кубы, сферы и плоскости, без детализированных текстур и моделей. Это позволяет разработчикам на ранних этапах проверить композицию, геймплей и масштаб локации без затрат на создание финальных арт-</w:t>
+        <w:t xml:space="preserve">-разработка – это метод быстрого создания прототипа игрового уровня с помощью простых, часто однотонных (серых) примитивов, таких как </w:t>
+      </w:r>
+      <w:r>
+        <w:lastRenderedPageBreak/>
+        <w:t>кубы, сферы и плоскости, без детализированных текстур и моделей. Это позволяет разработчикам на ранних этапах проверить композицию, геймплей и масштаб локации без затрат на создание финальных арт-</w:t>
       </w:r>
       <w:proofErr w:type="spellStart"/>
       <w:r>
@@ -2135,7 +2137,6 @@
       </w:pPr>
       <w:proofErr w:type="spellStart"/>
       <w:r>
-        <w:lastRenderedPageBreak/>
         <w:t>ProBuilder</w:t>
       </w:r>
       <w:proofErr w:type="spellEnd"/>
@@ -2174,6 +2175,7 @@
         <w:ind w:right="-349"/>
       </w:pPr>
       <w:r>
+        <w:lastRenderedPageBreak/>
         <w:t xml:space="preserve">Таким образом, </w:t>
       </w:r>
       <w:proofErr w:type="spellStart"/>
@@ -2398,11 +2400,7 @@
         <w:ind w:right="-349"/>
       </w:pPr>
       <w:r>
-        <w:t xml:space="preserve">В уровнях, где присутствуют разные «комнаты» или зоны, имеет смысл создать отдельные родительские объекты для каждой комнаты. Например, </w:t>
-      </w:r>
-      <w:r>
-        <w:lastRenderedPageBreak/>
-        <w:t>если уровень разделен на несколько помещений, можно создать пустой объект для каждой комнаты («Room_1», «Room_2» и т.д.) и поместить в них все объекты, относящиеся к конкретной зоне. Такой подход имеет несколько преимуществ:</w:t>
+        <w:t>В уровнях, где присутствуют разные «комнаты» или зоны, имеет смысл создать отдельные родительские объекты для каждой комнаты. Например, если уровень разделен на несколько помещений, можно создать пустой объект для каждой комнаты («Room_1», «Room_2» и т.д.) и поместить в них все объекты, относящиеся к конкретной зоне. Такой подход имеет несколько преимуществ:</w:t>
       </w:r>
     </w:p>
     <w:p>
@@ -2456,6 +2454,7 @@
         <w:ind w:left="1170" w:right="-349"/>
       </w:pPr>
       <w:r>
+        <w:lastRenderedPageBreak/>
         <w:t xml:space="preserve">организация логики: </w:t>
       </w:r>
       <w:r>
@@ -2494,7 +2493,19 @@
         <w:ind w:right="-349"/>
       </w:pPr>
       <w:r>
-        <w:t>Также существуют дополнительные методы группировки, такие как:</w:t>
+        <w:t xml:space="preserve">Также </w:t>
+      </w:r>
+      <w:r>
+        <w:t>можно использовать</w:t>
+      </w:r>
+      <w:r>
+        <w:t xml:space="preserve"> </w:t>
+      </w:r>
+      <w:r>
+        <w:t xml:space="preserve">следующие </w:t>
+      </w:r>
+      <w:r>
+        <w:t>дополнительные методы группировки:</w:t>
       </w:r>
     </w:p>
     <w:p>
@@ -2521,7 +2532,10 @@
       </w:r>
       <w:proofErr w:type="spellEnd"/>
       <w:r>
-        <w:t>", "</w:t>
+        <w:t xml:space="preserve">", </w:t>
+      </w:r>
+      <w:r>
+        <w:t>"</w:t>
       </w:r>
       <w:proofErr w:type="spellStart"/>
       <w:r>
@@ -2529,7 +2543,10 @@
       </w:r>
       <w:proofErr w:type="spellEnd"/>
       <w:r>
-        <w:t xml:space="preserve">") для быстрой фильтрации объектов через скрипты и для настройки столкновений через систему слоев; </w:t>
+        <w:t>") для быстрой фильтрации объектов через скрипты и для настройки столкновений через систему слоев;</w:t>
+      </w:r>
+      <w:r>
+        <w:t xml:space="preserve"> </w:t>
       </w:r>
     </w:p>
     <w:p>
@@ -2589,7 +2606,13 @@
         <w:t>с</w:t>
       </w:r>
       <w:r>
-        <w:t xml:space="preserve"> помощью скриптов можно автоматически собирать объекты из дочерних элементов или искать их по имени/тегу.</w:t>
+        <w:t xml:space="preserve"> помощью скриптов можно автоматически собирать объекты из дочерних элементов или искать их по имени</w:t>
+      </w:r>
+      <w:r>
+        <w:t xml:space="preserve"> или </w:t>
+      </w:r>
+      <w:r>
+        <w:t>тегу.</w:t>
       </w:r>
     </w:p>
     <w:p>
@@ -2622,7 +2645,19 @@
         <w:t>Terrain</w:t>
       </w:r>
       <w:r>
-        <w:t xml:space="preserve"> были заданы размер и форма локации, определены её границы. С помощью кистей, предусмотренных системой </w:t>
+        <w:t xml:space="preserve"> были заданы размер и форма локации</w:t>
+      </w:r>
+      <w:r>
+        <w:t>, являющейся прототипом начальной локации игры</w:t>
+      </w:r>
+      <w:r>
+        <w:t>,</w:t>
+      </w:r>
+      <w:r>
+        <w:t xml:space="preserve"> </w:t>
+      </w:r>
+      <w:r>
+        <w:t xml:space="preserve">определены её границы. С помощью кистей, предусмотренных системой </w:t>
       </w:r>
       <w:r>
         <w:rPr>
@@ -2640,8 +2675,13 @@
         <w:ind w:right="-349"/>
       </w:pPr>
       <w:r>
-        <w:lastRenderedPageBreak/>
-        <w:t>Далее были добавлены примитивы, заменяющие игровые объекты</w:t>
+        <w:t xml:space="preserve">Далее были добавлены примитивы, </w:t>
+      </w:r>
+      <w:r>
+        <w:t>которые заменяют</w:t>
+      </w:r>
+      <w:r>
+        <w:t xml:space="preserve"> игровые объекты</w:t>
       </w:r>
       <w:r>
         <w:t xml:space="preserve"> (см. рисунок 3.1)</w:t>
@@ -2660,7 +2700,13 @@
         <w:ind w:right="-349"/>
       </w:pPr>
       <w:r>
-        <w:t>кубы для обозначения предметов для взаимодействия;</w:t>
+        <w:t>кубы для обозначения предмет</w:t>
+      </w:r>
+      <w:r>
+        <w:t>ов</w:t>
+      </w:r>
+      <w:r>
+        <w:t xml:space="preserve"> для взаимодействия;</w:t>
       </w:r>
     </w:p>
     <w:p>
@@ -2686,7 +2732,25 @@
         <w:ind w:right="-349"/>
       </w:pPr>
       <w:r>
-        <w:t>капсулы, обозначающие предметов окружения (деревьев и фонарей).</w:t>
+        <w:t>капсулы, обозначающие предмет</w:t>
+      </w:r>
+      <w:r>
+        <w:t>ы</w:t>
+      </w:r>
+      <w:r>
+        <w:t xml:space="preserve"> окружения (деревь</w:t>
+      </w:r>
+      <w:r>
+        <w:t>я</w:t>
+      </w:r>
+      <w:r>
+        <w:t xml:space="preserve"> и фонар</w:t>
+      </w:r>
+      <w:r>
+        <w:t>и</w:t>
+      </w:r>
+      <w:r>
+        <w:t>).</w:t>
       </w:r>
     </w:p>
     <w:p>
@@ -2695,7 +2759,25 @@
         <w:ind w:right="-349"/>
       </w:pPr>
       <w:r>
-        <w:t xml:space="preserve">Далее объекты были сгруппированы по их назначению и области применения: </w:t>
+        <w:t xml:space="preserve">Далее объекты были сгруппированы </w:t>
+      </w:r>
+      <w:r>
+        <w:t>в соответствии с</w:t>
+      </w:r>
+      <w:r>
+        <w:t xml:space="preserve"> их назначени</w:t>
+      </w:r>
+      <w:r>
+        <w:t>ем</w:t>
+      </w:r>
+      <w:r>
+        <w:t xml:space="preserve"> и област</w:t>
+      </w:r>
+      <w:r>
+        <w:t>ью</w:t>
+      </w:r>
+      <w:r>
+        <w:t xml:space="preserve"> применения: </w:t>
       </w:r>
     </w:p>
     <w:p>
@@ -2762,6 +2844,7 @@
         <w:rPr>
           <w:lang w:val="en-US"/>
         </w:rPr>
+        <w:lastRenderedPageBreak/>
         <w:t>t</w:t>
       </w:r>
       <w:r>
@@ -2787,9 +2870,9 @@
           <w:noProof/>
         </w:rPr>
         <w:drawing>
-          <wp:inline distT="0" distB="0" distL="0" distR="0" wp14:anchorId="60356B52" wp14:editId="4AB95033">
-            <wp:extent cx="3953602" cy="4514850"/>
-            <wp:effectExtent l="0" t="0" r="0" b="0"/>
+          <wp:inline distT="0" distB="0" distL="0" distR="0" wp14:anchorId="60356B52" wp14:editId="7C7E6357">
+            <wp:extent cx="2545603" cy="2906973"/>
+            <wp:effectExtent l="0" t="0" r="7620" b="8255"/>
             <wp:docPr id="2" name="Рисунок 10"/>
             <wp:cNvGraphicFramePr>
               <a:graphicFrameLocks xmlns:a="http://schemas.openxmlformats.org/drawingml/2006/main" noChangeAspect="1"/>
@@ -2818,7 +2901,7 @@
                   <pic:spPr bwMode="auto">
                     <a:xfrm>
                       <a:off x="0" y="0"/>
-                      <a:ext cx="3964856" cy="4527702"/>
+                      <a:ext cx="2565818" cy="2930058"/>
                     </a:xfrm>
                     <a:prstGeom prst="rect">
                       <a:avLst/>
@@ -2874,7 +2957,6 @@
         <w:ind w:left="1350" w:right="-349"/>
       </w:pPr>
       <w:r>
-        <w:lastRenderedPageBreak/>
         <w:t>с</w:t>
       </w:r>
       <w:r>
@@ -2954,9 +3036,9 @@
           <w:noProof/>
         </w:rPr>
         <w:drawing>
-          <wp:inline distT="0" distB="0" distL="0" distR="0" wp14:anchorId="7DD02780" wp14:editId="5DFCA354">
-            <wp:extent cx="4191000" cy="2213441"/>
-            <wp:effectExtent l="0" t="0" r="0" b="0"/>
+          <wp:inline distT="0" distB="0" distL="0" distR="0" wp14:anchorId="7DD02780" wp14:editId="6E5B94F4">
+            <wp:extent cx="3811564" cy="2013045"/>
+            <wp:effectExtent l="0" t="0" r="0" b="6350"/>
             <wp:docPr id="3" name="Рисунок 12"/>
             <wp:cNvGraphicFramePr>
               <a:graphicFrameLocks xmlns:a="http://schemas.openxmlformats.org/drawingml/2006/main" noChangeAspect="1"/>
@@ -2979,7 +3061,7 @@
                   <pic:spPr bwMode="auto">
                     <a:xfrm>
                       <a:off x="0" y="0"/>
-                      <a:ext cx="4224614" cy="2231194"/>
+                      <a:ext cx="3848309" cy="2032451"/>
                     </a:xfrm>
                     <a:prstGeom prst="rect">
                       <a:avLst/>
@@ -3026,6 +3108,7 @@
         <w:ind w:right="-349"/>
       </w:pPr>
       <w:r>
+        <w:lastRenderedPageBreak/>
         <w:t>На данной локации игрок может ознакомиться с механиками перемещения и базового взаимодействия с предметами. На рисунке 3</w:t>
       </w:r>
       <w:r>
@@ -3184,7 +3267,6 @@
       <w:bookmarkStart w:id="25" w:name="_Toc194509445"/>
       <w:bookmarkStart w:id="26" w:name="_Toc196254340"/>
       <w:r>
-        <w:lastRenderedPageBreak/>
         <w:t>Выводы</w:t>
       </w:r>
       <w:bookmarkEnd w:id="24"/>
@@ -3332,7 +3414,7 @@
       <w:footerReference w:type="default" r:id="rId13"/>
       <w:footerReference w:type="first" r:id="rId14"/>
       <w:pgSz w:w="11906" w:h="16838"/>
-      <w:pgMar w:top="1440" w:right="1440" w:bottom="1440" w:left="1440" w:header="0" w:footer="706" w:gutter="0"/>
+      <w:pgMar w:top="1134" w:right="567" w:bottom="1134" w:left="1701" w:header="0" w:footer="706" w:gutter="0"/>
       <w:pgNumType w:start="2"/>
       <w:cols w:space="720"/>
       <w:formProt w:val="0"/>
@@ -3377,7 +3459,6 @@
         <w:docPartUnique/>
       </w:docPartObj>
     </w:sdtPr>
-    <w:sdtEndPr/>
     <w:sdtContent>
       <w:p>
         <w:pPr>
@@ -3445,7 +3526,6 @@
         <w:docPartUnique/>
       </w:docPartObj>
     </w:sdtPr>
-    <w:sdtEndPr/>
     <w:sdtContent>
       <w:p>
         <w:pPr>
@@ -6102,10 +6182,10 @@
     <w:autoRedefine/>
     <w:uiPriority w:val="39"/>
     <w:unhideWhenUsed/>
-    <w:rsid w:val="00B176CE"/>
+    <w:rsid w:val="00685737"/>
     <w:pPr>
       <w:tabs>
-        <w:tab w:val="right" w:leader="dot" w:pos="9270"/>
+        <w:tab w:val="right" w:leader="dot" w:pos="9923"/>
       </w:tabs>
       <w:spacing w:after="100"/>
       <w:ind w:right="-349" w:firstLine="0"/>
